--- a/08-submission/CR-10A_评委阅读指南.docx
+++ b/08-submission/CR-10A_评委阅读指南.docx
@@ -4,60 +4,904 @@
   <w:body>
     <w:p>
       <w:pPr>
-        <w:pStyle w:val="Title"/>
-        <w:jc w:val="center"/>
+        <w:pStyle w:val="Heading1"/>
       </w:pPr>
       <w:r>
+        <w:rPr>
+          <w:rFonts w:ascii="Microsoft YaHei" w:hAnsi="Microsoft YaHei" w:eastAsia="Microsoft YaHei"/>
+        </w:rPr>
         <w:t>CR-10A 评委阅读指南</w:t>
       </w:r>
     </w:p>
     <w:p>
+      <w:pPr>
+        <w:pStyle w:val="Heading2"/>
+      </w:pPr>
       <w:r>
-        <w:t>文档状态：占位正式稿。涉及真实公开数据、指标、成本、页码、截图的位置均使用【待数据填充】标记，待数据接入后复核更新。</w:t>
+        <w:rPr>
+          <w:rFonts w:ascii="Microsoft YaHei" w:hAnsi="Microsoft YaHei" w:eastAsia="Microsoft YaHei"/>
+        </w:rPr>
+        <w:t>一、阅读目标</w:t>
+      </w:r>
+    </w:p>
+    <w:p>
+      <w:r>
+        <w:rPr>
+          <w:rFonts w:ascii="Microsoft YaHei" w:hAnsi="Microsoft YaHei" w:eastAsia="Microsoft YaHei"/>
+        </w:rPr>
+        <w:t>本指南用于帮助评审在较短时间内把握“舱路雷达”的项目价值、材料结构与核验路径。建议先看结论与核心文件，再按材料目录深入核验数据、指标和业务建议。</w:t>
       </w:r>
     </w:p>
     <w:p>
       <w:pPr>
-        <w:pStyle w:val="Heading1"/>
+        <w:pStyle w:val="Heading2"/>
       </w:pPr>
       <w:r>
-        <w:t>建议阅读顺序：先看展示，再看证据</w:t>
+        <w:rPr>
+          <w:rFonts w:ascii="Microsoft YaHei" w:hAnsi="Microsoft YaHei" w:eastAsia="Microsoft YaHei"/>
+        </w:rPr>
+        <w:t>7. 评审速读结论</w:t>
+      </w:r>
+    </w:p>
+    <w:p>
+      <w:pPr>
+        <w:pStyle w:val="ListNumber"/>
+      </w:pPr>
+      <w:r>
+        <w:rPr>
+          <w:rFonts w:ascii="Microsoft YaHei" w:hAnsi="Microsoft YaHei" w:eastAsia="Microsoft YaHei"/>
+        </w:rPr>
+        <w:t>**场景真实**：围绕跨境物流运营每周实际要做的运价查询、成本测算和发货建议展开。</w:t>
+      </w:r>
+    </w:p>
+    <w:p>
+      <w:pPr>
+        <w:pStyle w:val="ListNumber"/>
+      </w:pPr>
+      <w:r>
+        <w:rPr>
+          <w:rFonts w:ascii="Microsoft YaHei" w:hAnsi="Microsoft YaHei" w:eastAsia="Microsoft YaHei"/>
+        </w:rPr>
+        <w:t>**链路闭环**：从原始数据、清洗治理、指标计算到建议、报告、展示和复跑说明均有文件支撑。</w:t>
+      </w:r>
+    </w:p>
+    <w:p>
+      <w:pPr>
+        <w:pStyle w:val="ListNumber"/>
+      </w:pPr>
+      <w:r>
+        <w:rPr>
+          <w:rFonts w:ascii="Microsoft YaHei" w:hAnsi="Microsoft YaHei" w:eastAsia="Microsoft YaHei"/>
+        </w:rPr>
+        <w:t xml:space="preserve">**数字一致**：核心数字统一来自 </w:t>
+      </w:r>
+      <w:r>
+        <w:rPr>
+          <w:rFonts w:ascii="Consolas" w:hAnsi="Consolas" w:eastAsia="Consolas"/>
+          <w:sz w:val="19"/>
+        </w:rPr>
+        <w:t>03-analysis/CR-04A_指标计算结果.xlsx</w:t>
+      </w:r>
+      <w:r>
+        <w:rPr>
+          <w:rFonts w:ascii="Microsoft YaHei" w:hAnsi="Microsoft YaHei" w:eastAsia="Microsoft YaHei"/>
+        </w:rPr>
+        <w:t>。</w:t>
+      </w:r>
+    </w:p>
+    <w:p>
+      <w:pPr>
+        <w:pStyle w:val="ListNumber"/>
+      </w:pPr>
+      <w:r>
+        <w:rPr>
+          <w:rFonts w:ascii="Microsoft YaHei" w:hAnsi="Microsoft YaHei" w:eastAsia="Microsoft YaHei"/>
+        </w:rPr>
+        <w:t>**建议已差异化**：</w:t>
+      </w:r>
+      <w:r>
+        <w:rPr>
+          <w:rFonts w:ascii="Consolas" w:hAnsi="Consolas" w:eastAsia="Consolas"/>
+          <w:sz w:val="19"/>
+        </w:rPr>
+        <w:t>CR-04B_业务决策建议.md</w:t>
+      </w:r>
+      <w:r>
+        <w:rPr>
+          <w:rFonts w:ascii="Microsoft YaHei" w:hAnsi="Microsoft YaHei" w:eastAsia="Microsoft YaHei"/>
+        </w:rPr>
+        <w:t xml:space="preserve"> 和 </w:t>
+      </w:r>
+      <w:r>
+        <w:rPr>
+          <w:rFonts w:ascii="Consolas" w:hAnsi="Consolas" w:eastAsia="Consolas"/>
+          <w:sz w:val="19"/>
+        </w:rPr>
+        <w:t>CR-05_分析报告.md</w:t>
+      </w:r>
+      <w:r>
+        <w:rPr>
+          <w:rFonts w:ascii="Microsoft YaHei" w:hAnsi="Microsoft YaHei" w:eastAsia="Microsoft YaHei"/>
+        </w:rPr>
+        <w:t xml:space="preserve"> 已按欧洲、地中海、美西、美东、SCFI 生成不同建议。</w:t>
+      </w:r>
+    </w:p>
+    <w:p>
+      <w:pPr>
+        <w:pStyle w:val="ListNumber"/>
+      </w:pPr>
+      <w:r>
+        <w:rPr>
+          <w:rFonts w:ascii="Microsoft YaHei" w:hAnsi="Microsoft YaHei" w:eastAsia="Microsoft YaHei"/>
+        </w:rPr>
+        <w:t>**限制透明**：所有演示补全、模拟复跑、公告关联和附加费参考口径均保留质量标记和使用边界。</w:t>
+      </w:r>
+    </w:p>
+    <w:p>
+      <w:pPr>
+        <w:pStyle w:val="Heading3"/>
+      </w:pPr>
+      <w:r>
+        <w:rPr>
+          <w:rFonts w:ascii="Microsoft YaHei" w:hAnsi="Microsoft YaHei" w:eastAsia="Microsoft YaHei"/>
+        </w:rPr>
+        <w:t>6.1 核心文件索引</w:t>
       </w:r>
     </w:p>
     <w:p>
       <w:r>
-        <w:t>建议先阅读CR-06参赛展示PPT，快速理解作品；再阅读CR-08 Demo演示脚本，了解演示路径；最后查看数据包、字段字典、指标表和量化验证表进行复验。</w:t>
+        <w:rPr>
+          <w:rFonts w:ascii="Microsoft YaHei" w:hAnsi="Microsoft YaHei" w:eastAsia="Microsoft YaHei"/>
+        </w:rPr>
+        <w:t>| 文件 | 路径 | 一句话说明 |</w:t>
+      </w:r>
+    </w:p>
+    <w:p>
+      <w:r>
+        <w:rPr>
+          <w:rFonts w:ascii="Microsoft YaHei" w:hAnsi="Microsoft YaHei" w:eastAsia="Microsoft YaHei"/>
+        </w:rPr>
+        <w:t>|---|---|---|</w:t>
+      </w:r>
+    </w:p>
+    <w:p>
+      <w:r>
+        <w:rPr>
+          <w:rFonts w:ascii="Microsoft YaHei" w:hAnsi="Microsoft YaHei" w:eastAsia="Microsoft YaHei"/>
+        </w:rPr>
+        <w:t xml:space="preserve">| 指标计算结果 | </w:t>
+      </w:r>
+      <w:r>
+        <w:rPr>
+          <w:rFonts w:ascii="Consolas" w:hAnsi="Consolas" w:eastAsia="Consolas"/>
+          <w:sz w:val="19"/>
+        </w:rPr>
+        <w:t>03-analysis/CR-04A_指标计算结果.xlsx</w:t>
+      </w:r>
+      <w:r>
+        <w:rPr>
+          <w:rFonts w:ascii="Microsoft YaHei" w:hAnsi="Microsoft YaHei" w:eastAsia="Microsoft YaHei"/>
+        </w:rPr>
+        <w:t xml:space="preserve"> | 所有核心数字的唯一来源。 |</w:t>
+      </w:r>
+    </w:p>
+    <w:p>
+      <w:r>
+        <w:rPr>
+          <w:rFonts w:ascii="Microsoft YaHei" w:hAnsi="Microsoft YaHei" w:eastAsia="Microsoft YaHei"/>
+        </w:rPr>
+        <w:t xml:space="preserve">| Markdown 业务建议 | </w:t>
+      </w:r>
+      <w:r>
+        <w:rPr>
+          <w:rFonts w:ascii="Consolas" w:hAnsi="Consolas" w:eastAsia="Consolas"/>
+          <w:sz w:val="19"/>
+        </w:rPr>
+        <w:t>04-decision-report/CR-04B_业务决策建议.md</w:t>
+      </w:r>
+      <w:r>
+        <w:rPr>
+          <w:rFonts w:ascii="Microsoft YaHei" w:hAnsi="Microsoft YaHei" w:eastAsia="Microsoft YaHei"/>
+        </w:rPr>
+        <w:t xml:space="preserve"> | 最新周预警、差异化建议、成本场景和公告措辞限制。 |</w:t>
+      </w:r>
+    </w:p>
+    <w:p>
+      <w:r>
+        <w:rPr>
+          <w:rFonts w:ascii="Microsoft YaHei" w:hAnsi="Microsoft YaHei" w:eastAsia="Microsoft YaHei"/>
+        </w:rPr>
+        <w:t xml:space="preserve">| Markdown 分析报告 | </w:t>
+      </w:r>
+      <w:r>
+        <w:rPr>
+          <w:rFonts w:ascii="Consolas" w:hAnsi="Consolas" w:eastAsia="Consolas"/>
+          <w:sz w:val="19"/>
+        </w:rPr>
+        <w:t>04-decision-report/CR-05_分析报告.md</w:t>
+      </w:r>
+      <w:r>
+        <w:rPr>
+          <w:rFonts w:ascii="Microsoft YaHei" w:hAnsi="Microsoft YaHei" w:eastAsia="Microsoft YaHei"/>
+        </w:rPr>
+        <w:t xml:space="preserve"> | 周度分析报告，包含差异化业务建议。 |</w:t>
+      </w:r>
+    </w:p>
+    <w:p>
+      <w:r>
+        <w:rPr>
+          <w:rFonts w:ascii="Microsoft YaHei" w:hAnsi="Microsoft YaHei" w:eastAsia="Microsoft YaHei"/>
+        </w:rPr>
+        <w:t xml:space="preserve">| 复跑 Week2' | </w:t>
+      </w:r>
+      <w:r>
+        <w:rPr>
+          <w:rFonts w:ascii="Consolas" w:hAnsi="Consolas" w:eastAsia="Consolas"/>
+          <w:sz w:val="19"/>
+        </w:rPr>
+        <w:t>03-analysis/rerun-simulations/week2-prime/CR-04A_指标计算结果_week2-prime.xlsx</w:t>
+      </w:r>
+      <w:r>
+        <w:rPr>
+          <w:rFonts w:ascii="Microsoft YaHei" w:hAnsi="Microsoft YaHei" w:eastAsia="Microsoft YaHei"/>
+        </w:rPr>
+        <w:t xml:space="preserve"> | 第二次输入替换后的指标输出。 |</w:t>
+      </w:r>
+    </w:p>
+    <w:p>
+      <w:r>
+        <w:rPr>
+          <w:rFonts w:ascii="Microsoft YaHei" w:hAnsi="Microsoft YaHei" w:eastAsia="Microsoft YaHei"/>
+        </w:rPr>
+        <w:t xml:space="preserve">| 复跑 Week3' | </w:t>
+      </w:r>
+      <w:r>
+        <w:rPr>
+          <w:rFonts w:ascii="Consolas" w:hAnsi="Consolas" w:eastAsia="Consolas"/>
+          <w:sz w:val="19"/>
+        </w:rPr>
+        <w:t>03-analysis/rerun-simulations/week3-prime/CR-04A_指标计算结果_week3-prime.xlsx</w:t>
+      </w:r>
+      <w:r>
+        <w:rPr>
+          <w:rFonts w:ascii="Microsoft YaHei" w:hAnsi="Microsoft YaHei" w:eastAsia="Microsoft YaHei"/>
+        </w:rPr>
+        <w:t xml:space="preserve"> | 第三次输入替换后的指标输出。 |</w:t>
+      </w:r>
+    </w:p>
+    <w:p>
+      <w:r>
+        <w:rPr>
+          <w:rFonts w:ascii="Microsoft YaHei" w:hAnsi="Microsoft YaHei" w:eastAsia="Microsoft YaHei"/>
+        </w:rPr>
+        <w:t xml:space="preserve">| 量化验证表 | </w:t>
+      </w:r>
+      <w:r>
+        <w:rPr>
+          <w:rFonts w:ascii="Consolas" w:hAnsi="Consolas" w:eastAsia="Consolas"/>
+          <w:sz w:val="19"/>
+        </w:rPr>
+        <w:t>07-validation/CR-09_量化验证表.xlsx</w:t>
+      </w:r>
+      <w:r>
+        <w:rPr>
+          <w:rFonts w:ascii="Microsoft YaHei" w:hAnsi="Microsoft YaHei" w:eastAsia="Microsoft YaHei"/>
+        </w:rPr>
+        <w:t xml:space="preserve"> | 效率、质量和复用性验证框架。 |</w:t>
+      </w:r>
+    </w:p>
+    <w:p>
+      <w:r>
+        <w:rPr>
+          <w:rFonts w:ascii="Microsoft YaHei" w:hAnsi="Microsoft YaHei" w:eastAsia="Microsoft YaHei"/>
+        </w:rPr>
+        <w:t xml:space="preserve">| PPT storyboard | </w:t>
+      </w:r>
+      <w:r>
+        <w:rPr>
+          <w:rFonts w:ascii="Consolas" w:hAnsi="Consolas" w:eastAsia="Consolas"/>
+          <w:sz w:val="19"/>
+        </w:rPr>
+        <w:t>05-presentation/CR-06_参赛展示PPT_storyboard.md</w:t>
+      </w:r>
+      <w:r>
+        <w:rPr>
+          <w:rFonts w:ascii="Microsoft YaHei" w:hAnsi="Microsoft YaHei" w:eastAsia="Microsoft YaHei"/>
+        </w:rPr>
+        <w:t xml:space="preserve"> | 展示页结构与讲述逻辑。 |</w:t>
+      </w:r>
+    </w:p>
+    <w:p>
+      <w:r>
+        <w:rPr>
+          <w:rFonts w:ascii="Microsoft YaHei" w:hAnsi="Microsoft YaHei" w:eastAsia="Microsoft YaHei"/>
+        </w:rPr>
+        <w:t xml:space="preserve">| HTML 展示页 | </w:t>
+      </w:r>
+      <w:r>
+        <w:rPr>
+          <w:rFonts w:ascii="Consolas" w:hAnsi="Consolas" w:eastAsia="Consolas"/>
+          <w:sz w:val="19"/>
+        </w:rPr>
+        <w:t>05-presentation/cr-06-submission-deck.html</w:t>
+      </w:r>
+      <w:r>
+        <w:rPr>
+          <w:rFonts w:ascii="Microsoft YaHei" w:hAnsi="Microsoft YaHei" w:eastAsia="Microsoft YaHei"/>
+        </w:rPr>
+        <w:t xml:space="preserve"> | 浏览器可查看的展示材料。 |</w:t>
+      </w:r>
+    </w:p>
+    <w:p>
+      <w:r>
+        <w:rPr>
+          <w:rFonts w:ascii="Microsoft YaHei" w:hAnsi="Microsoft YaHei" w:eastAsia="Microsoft YaHei"/>
+        </w:rPr>
+        <w:t xml:space="preserve">| 闭环长图 | </w:t>
+      </w:r>
+      <w:r>
+        <w:rPr>
+          <w:rFonts w:ascii="Consolas" w:hAnsi="Consolas" w:eastAsia="Consolas"/>
+          <w:sz w:val="19"/>
+        </w:rPr>
+        <w:t>06-visual-demo/CR-07_闭环长图.png</w:t>
+      </w:r>
+      <w:r>
+        <w:rPr>
+          <w:rFonts w:ascii="Microsoft YaHei" w:hAnsi="Microsoft YaHei" w:eastAsia="Microsoft YaHei"/>
+        </w:rPr>
+        <w:t xml:space="preserve"> | 展示从数据到建议的闭环链路。 |</w:t>
+      </w:r>
+    </w:p>
+    <w:p>
+      <w:r>
+        <w:rPr>
+          <w:rFonts w:ascii="Microsoft YaHei" w:hAnsi="Microsoft YaHei" w:eastAsia="Microsoft YaHei"/>
+        </w:rPr>
+        <w:t xml:space="preserve">| Demo 脚本 | </w:t>
+      </w:r>
+      <w:r>
+        <w:rPr>
+          <w:rFonts w:ascii="Consolas" w:hAnsi="Consolas" w:eastAsia="Consolas"/>
+          <w:sz w:val="19"/>
+        </w:rPr>
+        <w:t>06-visual-demo/CR-08_Demo演示脚本.docx</w:t>
+      </w:r>
+      <w:r>
+        <w:rPr>
+          <w:rFonts w:ascii="Microsoft YaHei" w:hAnsi="Microsoft YaHei" w:eastAsia="Microsoft YaHei"/>
+        </w:rPr>
+        <w:t xml:space="preserve"> | 演示旁白和流程。 |</w:t>
+      </w:r>
+    </w:p>
+    <w:p>
+      <w:r>
+        <w:rPr>
+          <w:rFonts w:ascii="Microsoft YaHei" w:hAnsi="Microsoft YaHei" w:eastAsia="Microsoft YaHei"/>
+        </w:rPr>
+        <w:t xml:space="preserve">| 评委阅读指南 | </w:t>
+      </w:r>
+      <w:r>
+        <w:rPr>
+          <w:rFonts w:ascii="Consolas" w:hAnsi="Consolas" w:eastAsia="Consolas"/>
+          <w:sz w:val="19"/>
+        </w:rPr>
+        <w:t>08-submission/CR-10A_评委阅读指南.docx</w:t>
+      </w:r>
+      <w:r>
+        <w:rPr>
+          <w:rFonts w:ascii="Microsoft YaHei" w:hAnsi="Microsoft YaHei" w:eastAsia="Microsoft YaHei"/>
+        </w:rPr>
+        <w:t xml:space="preserve"> | 评委快速阅读顺序。 |</w:t>
+      </w:r>
+    </w:p>
+    <w:p>
+      <w:r>
+        <w:rPr>
+          <w:rFonts w:ascii="Microsoft YaHei" w:hAnsi="Microsoft YaHei" w:eastAsia="Microsoft YaHei"/>
+        </w:rPr>
+        <w:t xml:space="preserve">| 复跑说明 | </w:t>
+      </w:r>
+      <w:r>
+        <w:rPr>
+          <w:rFonts w:ascii="Consolas" w:hAnsi="Consolas" w:eastAsia="Consolas"/>
+          <w:sz w:val="19"/>
+        </w:rPr>
+        <w:t>08-submission/CR-10B_复跑说明.docx</w:t>
+      </w:r>
+      <w:r>
+        <w:rPr>
+          <w:rFonts w:ascii="Microsoft YaHei" w:hAnsi="Microsoft YaHei" w:eastAsia="Microsoft YaHei"/>
+        </w:rPr>
+        <w:t xml:space="preserve"> | 说明如何复跑和比对结果。 |</w:t>
+      </w:r>
+    </w:p>
+    <w:p>
+      <w:r>
+        <w:rPr>
+          <w:rFonts w:ascii="Microsoft YaHei" w:hAnsi="Microsoft YaHei" w:eastAsia="Microsoft YaHei"/>
+        </w:rPr>
+        <w:t xml:space="preserve">| 材料目录 | </w:t>
+      </w:r>
+      <w:r>
+        <w:rPr>
+          <w:rFonts w:ascii="Consolas" w:hAnsi="Consolas" w:eastAsia="Consolas"/>
+          <w:sz w:val="19"/>
+        </w:rPr>
+        <w:t>08-submission/CR-10C_材料目录.docx</w:t>
+      </w:r>
+      <w:r>
+        <w:rPr>
+          <w:rFonts w:ascii="Microsoft YaHei" w:hAnsi="Microsoft YaHei" w:eastAsia="Microsoft YaHei"/>
+        </w:rPr>
+        <w:t>、</w:t>
+      </w:r>
+      <w:r>
+        <w:rPr>
+          <w:rFonts w:ascii="Consolas" w:hAnsi="Consolas" w:eastAsia="Consolas"/>
+          <w:sz w:val="19"/>
+        </w:rPr>
+        <w:t>08-submission/CR-10C_材料目录_outline.md</w:t>
+      </w:r>
+      <w:r>
+        <w:rPr>
+          <w:rFonts w:ascii="Microsoft YaHei" w:hAnsi="Microsoft YaHei" w:eastAsia="Microsoft YaHei"/>
+        </w:rPr>
+        <w:t xml:space="preserve"> | 提交材料索引。 |</w:t>
+      </w:r>
+    </w:p>
+    <w:p>
+      <w:r>
+        <w:rPr>
+          <w:rFonts w:ascii="Microsoft YaHei" w:hAnsi="Microsoft YaHei" w:eastAsia="Microsoft YaHei"/>
+        </w:rPr>
+        <w:t xml:space="preserve">| 提交包清单 | </w:t>
+      </w:r>
+      <w:r>
+        <w:rPr>
+          <w:rFonts w:ascii="Consolas" w:hAnsi="Consolas" w:eastAsia="Consolas"/>
+          <w:sz w:val="19"/>
+        </w:rPr>
+        <w:t>08-submission/final-package/manifest.csv</w:t>
+      </w:r>
+      <w:r>
+        <w:rPr>
+          <w:rFonts w:ascii="Microsoft YaHei" w:hAnsi="Microsoft YaHei" w:eastAsia="Microsoft YaHei"/>
+        </w:rPr>
+        <w:t xml:space="preserve"> | final-package 中的材料清单。 |</w:t>
       </w:r>
     </w:p>
     <w:p>
       <w:pPr>
-        <w:pStyle w:val="Heading1"/>
+        <w:pStyle w:val="Heading2"/>
       </w:pPr>
       <w:r>
-        <w:t>关键亮点索引：每个结论都有对应材料</w:t>
-      </w:r>
-    </w:p>
-    <w:p>
-      <w:r>
-        <w:t>真实问题对应CR-01和PPT P2；闭环流程对应CR-03和PPT P3；样例数据与合规边界对应CR-02C和PPT P4；指标验证对应CR-04A和CR-09。</w:t>
+        <w:rPr>
+          <w:rFonts w:ascii="Microsoft YaHei" w:hAnsi="Microsoft YaHei" w:eastAsia="Microsoft YaHei"/>
+        </w:rPr>
+        <w:t>二、建议阅读顺序</w:t>
       </w:r>
     </w:p>
     <w:p>
       <w:pPr>
-        <w:pStyle w:val="Heading1"/>
+        <w:pStyle w:val="ListNumber"/>
       </w:pPr>
       <w:r>
-        <w:t>复验指引：通过Sheet、公式和日志检查可复跑性</w:t>
+        <w:rPr>
+          <w:rFonts w:ascii="Microsoft YaHei" w:hAnsi="Microsoft YaHei" w:eastAsia="Microsoft YaHei"/>
+        </w:rPr>
+        <w:t xml:space="preserve">阅读 </w:t>
+      </w:r>
+      <w:r>
+        <w:rPr>
+          <w:rFonts w:ascii="Consolas" w:hAnsi="Consolas" w:eastAsia="Consolas"/>
+          <w:sz w:val="19"/>
+        </w:rPr>
+        <w:t>08-submission/CR-11_作品说明文档.md</w:t>
+      </w:r>
+      <w:r>
+        <w:rPr>
+          <w:rFonts w:ascii="Microsoft YaHei" w:hAnsi="Microsoft YaHei" w:eastAsia="Microsoft YaHei"/>
+        </w:rPr>
+        <w:t>，了解项目定位、业务场景、数据质量分层和闭环链路。</w:t>
       </w:r>
     </w:p>
     <w:p>
+      <w:pPr>
+        <w:pStyle w:val="ListNumber"/>
+      </w:pPr>
       <w:r>
-        <w:t>评委可查看CR-04A中的公式、CR-02B中的清洗后Sheet、09-logs中的运行日志和数据来源日志。具体页码和Sheet位置待最终材料完成后补齐。</w:t>
+        <w:rPr>
+          <w:rFonts w:ascii="Microsoft YaHei" w:hAnsi="Microsoft YaHei" w:eastAsia="Microsoft YaHei"/>
+        </w:rPr>
+        <w:t xml:space="preserve">打开 </w:t>
+      </w:r>
+      <w:r>
+        <w:rPr>
+          <w:rFonts w:ascii="Consolas" w:hAnsi="Consolas" w:eastAsia="Consolas"/>
+          <w:sz w:val="19"/>
+        </w:rPr>
+        <w:t>03-analysis/CR-04A_指标计算结果.xlsx</w:t>
+      </w:r>
+      <w:r>
+        <w:rPr>
+          <w:rFonts w:ascii="Microsoft YaHei" w:hAnsi="Microsoft YaHei" w:eastAsia="Microsoft YaHei"/>
+        </w:rPr>
+        <w:t>，核对关键指标、周度变化与分析结论来源。</w:t>
+      </w:r>
+    </w:p>
+    <w:p>
+      <w:pPr>
+        <w:pStyle w:val="ListNumber"/>
+      </w:pPr>
+      <w:r>
+        <w:rPr>
+          <w:rFonts w:ascii="Microsoft YaHei" w:hAnsi="Microsoft YaHei" w:eastAsia="Microsoft YaHei"/>
+        </w:rPr>
+        <w:t xml:space="preserve">阅读 </w:t>
+      </w:r>
+      <w:r>
+        <w:rPr>
+          <w:rFonts w:ascii="Consolas" w:hAnsi="Consolas" w:eastAsia="Consolas"/>
+          <w:sz w:val="19"/>
+        </w:rPr>
+        <w:t>04-decision-report/CR-04B_业务决策建议.md</w:t>
+      </w:r>
+      <w:r>
+        <w:rPr>
+          <w:rFonts w:ascii="Microsoft YaHei" w:hAnsi="Microsoft YaHei" w:eastAsia="Microsoft YaHei"/>
+        </w:rPr>
+        <w:t>，查看业务建议如何引用指标结果。</w:t>
+      </w:r>
+    </w:p>
+    <w:p>
+      <w:pPr>
+        <w:pStyle w:val="ListNumber"/>
+      </w:pPr>
+      <w:r>
+        <w:rPr>
+          <w:rFonts w:ascii="Microsoft YaHei" w:hAnsi="Microsoft YaHei" w:eastAsia="Microsoft YaHei"/>
+        </w:rPr>
+        <w:t xml:space="preserve">阅读 </w:t>
+      </w:r>
+      <w:r>
+        <w:rPr>
+          <w:rFonts w:ascii="Consolas" w:hAnsi="Consolas" w:eastAsia="Consolas"/>
+          <w:sz w:val="19"/>
+        </w:rPr>
+        <w:t>04-decision-report/CR-05_分析报告.md</w:t>
+      </w:r>
+      <w:r>
+        <w:rPr>
+          <w:rFonts w:ascii="Microsoft YaHei" w:hAnsi="Microsoft YaHei" w:eastAsia="Microsoft YaHei"/>
+        </w:rPr>
+        <w:t>，理解分析过程、风险判断和适用边界。</w:t>
+      </w:r>
+    </w:p>
+    <w:p>
+      <w:pPr>
+        <w:pStyle w:val="ListNumber"/>
+      </w:pPr>
+      <w:r>
+        <w:rPr>
+          <w:rFonts w:ascii="Microsoft YaHei" w:hAnsi="Microsoft YaHei" w:eastAsia="Microsoft YaHei"/>
+        </w:rPr>
+        <w:t xml:space="preserve">打开 </w:t>
+      </w:r>
+      <w:r>
+        <w:rPr>
+          <w:rFonts w:ascii="Consolas" w:hAnsi="Consolas" w:eastAsia="Consolas"/>
+          <w:sz w:val="19"/>
+        </w:rPr>
+        <w:t>07-validation/CR-09_量化验证表.xlsx</w:t>
+      </w:r>
+      <w:r>
+        <w:rPr>
+          <w:rFonts w:ascii="Microsoft YaHei" w:hAnsi="Microsoft YaHei" w:eastAsia="Microsoft YaHei"/>
+        </w:rPr>
+        <w:t>，核验效率、价值和材料完整性验证口径。</w:t>
+      </w:r>
+    </w:p>
+    <w:p>
+      <w:pPr>
+        <w:pStyle w:val="ListNumber"/>
+      </w:pPr>
+      <w:r>
+        <w:rPr>
+          <w:rFonts w:ascii="Microsoft YaHei" w:hAnsi="Microsoft YaHei" w:eastAsia="Microsoft YaHei"/>
+        </w:rPr>
+        <w:t xml:space="preserve">最后阅读 </w:t>
+      </w:r>
+      <w:r>
+        <w:rPr>
+          <w:rFonts w:ascii="Consolas" w:hAnsi="Consolas" w:eastAsia="Consolas"/>
+          <w:sz w:val="19"/>
+        </w:rPr>
+        <w:t>08-submission/CR-10C_材料目录.md</w:t>
+      </w:r>
+      <w:r>
+        <w:rPr>
+          <w:rFonts w:ascii="Microsoft YaHei" w:hAnsi="Microsoft YaHei" w:eastAsia="Microsoft YaHei"/>
+        </w:rPr>
+        <w:t>，按目录追溯全部交付材料。</w:t>
+      </w:r>
+    </w:p>
+    <w:p>
+      <w:pPr>
+        <w:pStyle w:val="Heading2"/>
+      </w:pPr>
+      <w:r>
+        <w:rPr>
+          <w:rFonts w:ascii="Microsoft YaHei" w:hAnsi="Microsoft YaHei" w:eastAsia="Microsoft YaHei"/>
+        </w:rPr>
+        <w:t>三、评审关注点</w:t>
+      </w:r>
+    </w:p>
+    <w:p>
+      <w:pPr>
+        <w:pStyle w:val="ListBullet"/>
+      </w:pPr>
+      <w:r>
+        <w:rPr>
+          <w:rFonts w:ascii="Microsoft YaHei" w:hAnsi="Microsoft YaHei" w:eastAsia="Microsoft YaHei"/>
+        </w:rPr>
+        <w:t>数据真实性：区分官方公开、公开摘录、市场参考和演示数据，避免混用。</w:t>
+      </w:r>
+    </w:p>
+    <w:p>
+      <w:pPr>
+        <w:pStyle w:val="ListBullet"/>
+      </w:pPr>
+      <w:r>
+        <w:rPr>
+          <w:rFonts w:ascii="Microsoft YaHei" w:hAnsi="Microsoft YaHei" w:eastAsia="Microsoft YaHei"/>
+        </w:rPr>
+        <w:t>指标闭环：从原始数据到计算结果、业务建议和展示材料应保持一致。</w:t>
+      </w:r>
+    </w:p>
+    <w:p>
+      <w:pPr>
+        <w:pStyle w:val="ListBullet"/>
+      </w:pPr>
+      <w:r>
+        <w:rPr>
+          <w:rFonts w:ascii="Microsoft YaHei" w:hAnsi="Microsoft YaHei" w:eastAsia="Microsoft YaHei"/>
+        </w:rPr>
+        <w:t>商业价值：关注人工流程替代、响应速度提升和管理层决策支持能力。</w:t>
+      </w:r>
+    </w:p>
+    <w:p>
+      <w:pPr>
+        <w:pStyle w:val="ListBullet"/>
+      </w:pPr>
+      <w:r>
+        <w:rPr>
+          <w:rFonts w:ascii="Microsoft YaHei" w:hAnsi="Microsoft YaHei" w:eastAsia="Microsoft YaHei"/>
+        </w:rPr>
+        <w:t>可复核性：当前项目支持离线材料级复核，所有核心文件均随提交包提供。</w:t>
+      </w:r>
+    </w:p>
+    <w:p>
+      <w:pPr>
+        <w:pStyle w:val="Heading2"/>
+      </w:pPr>
+      <w:r>
+        <w:rPr>
+          <w:rFonts w:ascii="Microsoft YaHei" w:hAnsi="Microsoft YaHei" w:eastAsia="Microsoft YaHei"/>
+        </w:rPr>
+        <w:t>四、关键文件入口</w:t>
+      </w:r>
+    </w:p>
+    <w:p>
+      <w:pPr>
+        <w:pStyle w:val="ListBullet"/>
+      </w:pPr>
+      <w:r>
+        <w:rPr>
+          <w:rFonts w:ascii="Microsoft YaHei" w:hAnsi="Microsoft YaHei" w:eastAsia="Microsoft YaHei"/>
+        </w:rPr>
+      </w:r>
+      <w:r>
+        <w:rPr>
+          <w:rFonts w:ascii="Consolas" w:hAnsi="Consolas" w:eastAsia="Consolas"/>
+          <w:sz w:val="19"/>
+        </w:rPr>
+        <w:t>README.md</w:t>
+      </w:r>
+      <w:r>
+        <w:rPr>
+          <w:rFonts w:ascii="Microsoft YaHei" w:hAnsi="Microsoft YaHei" w:eastAsia="Microsoft YaHei"/>
+        </w:rPr>
+        <w:t>：项目首页与阅读顺序。</w:t>
+      </w:r>
+    </w:p>
+    <w:p>
+      <w:pPr>
+        <w:pStyle w:val="ListBullet"/>
+      </w:pPr>
+      <w:r>
+        <w:rPr>
+          <w:rFonts w:ascii="Microsoft YaHei" w:hAnsi="Microsoft YaHei" w:eastAsia="Microsoft YaHei"/>
+        </w:rPr>
+      </w:r>
+      <w:r>
+        <w:rPr>
+          <w:rFonts w:ascii="Consolas" w:hAnsi="Consolas" w:eastAsia="Consolas"/>
+          <w:sz w:val="19"/>
+        </w:rPr>
+        <w:t>08-submission/CR-11_作品说明文档.md</w:t>
+      </w:r>
+      <w:r>
+        <w:rPr>
+          <w:rFonts w:ascii="Microsoft YaHei" w:hAnsi="Microsoft YaHei" w:eastAsia="Microsoft YaHei"/>
+        </w:rPr>
+        <w:t>：作品主说明。</w:t>
+      </w:r>
+    </w:p>
+    <w:p>
+      <w:pPr>
+        <w:pStyle w:val="ListBullet"/>
+      </w:pPr>
+      <w:r>
+        <w:rPr>
+          <w:rFonts w:ascii="Microsoft YaHei" w:hAnsi="Microsoft YaHei" w:eastAsia="Microsoft YaHei"/>
+        </w:rPr>
+      </w:r>
+      <w:r>
+        <w:rPr>
+          <w:rFonts w:ascii="Consolas" w:hAnsi="Consolas" w:eastAsia="Consolas"/>
+          <w:sz w:val="19"/>
+        </w:rPr>
+        <w:t>03-analysis/CR-04A_指标计算结果.xlsx</w:t>
+      </w:r>
+      <w:r>
+        <w:rPr>
+          <w:rFonts w:ascii="Microsoft YaHei" w:hAnsi="Microsoft YaHei" w:eastAsia="Microsoft YaHei"/>
+        </w:rPr>
+        <w:t>：指标计算结果。</w:t>
+      </w:r>
+    </w:p>
+    <w:p>
+      <w:pPr>
+        <w:pStyle w:val="ListBullet"/>
+      </w:pPr>
+      <w:r>
+        <w:rPr>
+          <w:rFonts w:ascii="Microsoft YaHei" w:hAnsi="Microsoft YaHei" w:eastAsia="Microsoft YaHei"/>
+        </w:rPr>
+      </w:r>
+      <w:r>
+        <w:rPr>
+          <w:rFonts w:ascii="Consolas" w:hAnsi="Consolas" w:eastAsia="Consolas"/>
+          <w:sz w:val="19"/>
+        </w:rPr>
+        <w:t>04-decision-report/CR-04B_业务决策建议.md</w:t>
+      </w:r>
+      <w:r>
+        <w:rPr>
+          <w:rFonts w:ascii="Microsoft YaHei" w:hAnsi="Microsoft YaHei" w:eastAsia="Microsoft YaHei"/>
+        </w:rPr>
+        <w:t>：业务决策建议。</w:t>
+      </w:r>
+    </w:p>
+    <w:p>
+      <w:pPr>
+        <w:pStyle w:val="ListBullet"/>
+      </w:pPr>
+      <w:r>
+        <w:rPr>
+          <w:rFonts w:ascii="Microsoft YaHei" w:hAnsi="Microsoft YaHei" w:eastAsia="Microsoft YaHei"/>
+        </w:rPr>
+      </w:r>
+      <w:r>
+        <w:rPr>
+          <w:rFonts w:ascii="Consolas" w:hAnsi="Consolas" w:eastAsia="Consolas"/>
+          <w:sz w:val="19"/>
+        </w:rPr>
+        <w:t>04-decision-report/CR-05_分析报告.md</w:t>
+      </w:r>
+      <w:r>
+        <w:rPr>
+          <w:rFonts w:ascii="Microsoft YaHei" w:hAnsi="Microsoft YaHei" w:eastAsia="Microsoft YaHei"/>
+        </w:rPr>
+        <w:t>：分析报告。</w:t>
+      </w:r>
+    </w:p>
+    <w:p>
+      <w:pPr>
+        <w:pStyle w:val="ListBullet"/>
+      </w:pPr>
+      <w:r>
+        <w:rPr>
+          <w:rFonts w:ascii="Microsoft YaHei" w:hAnsi="Microsoft YaHei" w:eastAsia="Microsoft YaHei"/>
+        </w:rPr>
+      </w:r>
+      <w:r>
+        <w:rPr>
+          <w:rFonts w:ascii="Consolas" w:hAnsi="Consolas" w:eastAsia="Consolas"/>
+          <w:sz w:val="19"/>
+        </w:rPr>
+        <w:t>05-presentation/舱路雷达_参赛展示PPT.pdf</w:t>
+      </w:r>
+      <w:r>
+        <w:rPr>
+          <w:rFonts w:ascii="Microsoft YaHei" w:hAnsi="Microsoft YaHei" w:eastAsia="Microsoft YaHei"/>
+        </w:rPr>
+        <w:t>：10页展示材料。</w:t>
+      </w:r>
+    </w:p>
+    <w:p>
+      <w:pPr>
+        <w:pStyle w:val="ListBullet"/>
+      </w:pPr>
+      <w:r>
+        <w:rPr>
+          <w:rFonts w:ascii="Microsoft YaHei" w:hAnsi="Microsoft YaHei" w:eastAsia="Microsoft YaHei"/>
+        </w:rPr>
+      </w:r>
+      <w:r>
+        <w:rPr>
+          <w:rFonts w:ascii="Consolas" w:hAnsi="Consolas" w:eastAsia="Consolas"/>
+          <w:sz w:val="19"/>
+        </w:rPr>
+        <w:t>07-validation/CR-09_量化验证表.xlsx</w:t>
+      </w:r>
+      <w:r>
+        <w:rPr>
+          <w:rFonts w:ascii="Microsoft YaHei" w:hAnsi="Microsoft YaHei" w:eastAsia="Microsoft YaHei"/>
+        </w:rPr>
+        <w:t>：验证表。</w:t>
+      </w:r>
+    </w:p>
+    <w:p>
+      <w:pPr>
+        <w:pStyle w:val="ListBullet"/>
+      </w:pPr>
+      <w:r>
+        <w:rPr>
+          <w:rFonts w:ascii="Microsoft YaHei" w:hAnsi="Microsoft YaHei" w:eastAsia="Microsoft YaHei"/>
+        </w:rPr>
+      </w:r>
+      <w:r>
+        <w:rPr>
+          <w:rFonts w:ascii="Consolas" w:hAnsi="Consolas" w:eastAsia="Consolas"/>
+          <w:sz w:val="19"/>
+        </w:rPr>
+        <w:t>08-submission/CR-10B_复跑说明.docx</w:t>
+      </w:r>
+      <w:r>
+        <w:rPr>
+          <w:rFonts w:ascii="Microsoft YaHei" w:hAnsi="Microsoft YaHei" w:eastAsia="Microsoft YaHei"/>
+        </w:rPr>
+        <w:t>：材料级复核说明。</w:t>
+      </w:r>
+    </w:p>
+    <w:p>
+      <w:pPr>
+        <w:pStyle w:val="ListBullet"/>
+      </w:pPr>
+      <w:r>
+        <w:rPr>
+          <w:rFonts w:ascii="Microsoft YaHei" w:hAnsi="Microsoft YaHei" w:eastAsia="Microsoft YaHei"/>
+        </w:rPr>
+      </w:r>
+      <w:r>
+        <w:rPr>
+          <w:rFonts w:ascii="Consolas" w:hAnsi="Consolas" w:eastAsia="Consolas"/>
+          <w:sz w:val="19"/>
+        </w:rPr>
+        <w:t>08-submission/CR-10C_材料目录.docx</w:t>
+      </w:r>
+      <w:r>
+        <w:rPr>
+          <w:rFonts w:ascii="Microsoft YaHei" w:hAnsi="Microsoft YaHei" w:eastAsia="Microsoft YaHei"/>
+        </w:rPr>
+        <w:t>：材料目录。</w:t>
       </w:r>
     </w:p>
     <w:sectPr>
       <w:pgSz w:w="12240" w:h="15840"/>
-      <w:pgMar w:top="1440" w:right="1800" w:bottom="1440" w:left="1800" w:header="720" w:footer="720" w:gutter="0"/>
+      <w:pgMar w:top="1080" w:right="1224" w:bottom="1080" w:left="1224" w:header="720" w:footer="720" w:gutter="0"/>
       <w:cols w:space="720"/>
       <w:docGrid w:linePitch="360"/>
     </w:sectPr>
@@ -429,7 +1273,7 @@
     <w:qFormat/>
     <w:rsid w:val="00FC693F"/>
     <w:rPr>
-      <w:rFonts w:ascii="Microsoft YaHei" w:hAnsi="Microsoft YaHei" w:eastAsia="微软雅黑"/>
+      <w:rFonts w:ascii="Microsoft YaHei" w:hAnsi="Microsoft YaHei" w:eastAsia="Microsoft YaHei"/>
       <w:sz w:val="21"/>
     </w:rPr>
   </w:style>
@@ -492,10 +1336,10 @@
       <w:outlineLvl w:val="0"/>
     </w:pPr>
     <w:rPr>
-      <w:rFonts w:asciiTheme="majorHAnsi" w:eastAsiaTheme="majorEastAsia" w:hAnsiTheme="majorHAnsi" w:cstheme="majorBidi" w:ascii="Microsoft YaHei" w:hAnsi="Microsoft YaHei" w:eastAsia="微软雅黑"/>
+      <w:rFonts w:asciiTheme="majorHAnsi" w:eastAsiaTheme="majorEastAsia" w:hAnsiTheme="majorHAnsi" w:cstheme="majorBidi" w:ascii="Microsoft YaHei" w:hAnsi="Microsoft YaHei" w:eastAsia="Microsoft YaHei"/>
       <w:b/>
       <w:bCs/>
-      <w:color w:val="1F4E79"/>
+      <w:color w:val="365F91" w:themeColor="accent1" w:themeShade="BF"/>
       <w:sz w:val="28"/>
       <w:szCs w:val="28"/>
     </w:rPr>
@@ -516,11 +1360,11 @@
       <w:outlineLvl w:val="1"/>
     </w:pPr>
     <w:rPr>
-      <w:rFonts w:asciiTheme="majorHAnsi" w:eastAsiaTheme="majorEastAsia" w:hAnsiTheme="majorHAnsi" w:cstheme="majorBidi" w:ascii="Microsoft YaHei" w:hAnsi="Microsoft YaHei" w:eastAsia="微软雅黑"/>
+      <w:rFonts w:asciiTheme="majorHAnsi" w:eastAsiaTheme="majorEastAsia" w:hAnsiTheme="majorHAnsi" w:cstheme="majorBidi" w:ascii="Microsoft YaHei" w:hAnsi="Microsoft YaHei" w:eastAsia="Microsoft YaHei"/>
       <w:b/>
       <w:bCs/>
-      <w:color w:val="1F4E79"/>
-      <w:sz w:val="26"/>
+      <w:color w:val="4F81BD" w:themeColor="accent1"/>
+      <w:sz w:val="24"/>
       <w:szCs w:val="26"/>
     </w:rPr>
   </w:style>
@@ -540,10 +1384,11 @@
       <w:outlineLvl w:val="2"/>
     </w:pPr>
     <w:rPr>
-      <w:rFonts w:asciiTheme="majorHAnsi" w:eastAsiaTheme="majorEastAsia" w:hAnsiTheme="majorHAnsi" w:cstheme="majorBidi" w:ascii="Microsoft YaHei" w:hAnsi="Microsoft YaHei" w:eastAsia="微软雅黑"/>
+      <w:rFonts w:asciiTheme="majorHAnsi" w:eastAsiaTheme="majorEastAsia" w:hAnsiTheme="majorHAnsi" w:cstheme="majorBidi" w:ascii="Microsoft YaHei" w:hAnsi="Microsoft YaHei" w:eastAsia="Microsoft YaHei"/>
       <w:b/>
       <w:bCs/>
-      <w:color w:val="1F4E79"/>
+      <w:color w:val="4F81BD" w:themeColor="accent1"/>
+      <w:sz w:val="24"/>
     </w:rPr>
   </w:style>
   <w:style w:type="paragraph" w:styleId="Heading4">
@@ -563,12 +1408,13 @@
       <w:outlineLvl w:val="3"/>
     </w:pPr>
     <w:rPr>
-      <w:rFonts w:asciiTheme="majorHAnsi" w:eastAsiaTheme="majorEastAsia" w:hAnsiTheme="majorHAnsi" w:cstheme="majorBidi"/>
+      <w:rFonts w:asciiTheme="majorHAnsi" w:eastAsiaTheme="majorEastAsia" w:hAnsiTheme="majorHAnsi" w:cstheme="majorBidi" w:ascii="Microsoft YaHei" w:hAnsi="Microsoft YaHei" w:eastAsia="Microsoft YaHei"/>
       <w:b/>
       <w:bCs/>
       <w:i/>
       <w:iCs/>
       <w:color w:val="4F81BD" w:themeColor="accent1"/>
+      <w:sz w:val="24"/>
     </w:rPr>
   </w:style>
   <w:style w:type="paragraph" w:styleId="Heading5">
